--- a/skills/hsdt-forms/templates/PC-9A/TT79-M05D.docx
+++ b/skills/hsdt-forms/templates/PC-9A/TT79-M05D.docx
@@ -21,7 +21,6 @@
           <w:sz w:val="28"/>
           <w:szCs w:val="28"/>
         </w:rPr>
-        <w:br w:type="page"/>
       </w:r>
       <w:r>
         <w:rPr>
